--- a/Documents/Luke_Milnes_Problem_Specification_and_plan.docx
+++ b/Documents/Luke_Milnes_Problem_Specification_and_plan.docx
@@ -12,6 +12,15 @@
           <w:szCs w:val="22"/>
         </w:rPr>
       </w:pPr>
+      <w:r>
+        <w:rPr>
+          <w:b/>
+          <w:bCs/>
+          <w:sz w:val="22"/>
+          <w:szCs w:val="22"/>
+        </w:rPr>
+        <w:t xml:space="preserve"> </w:t>
+      </w:r>
       <w:r>
         <w:rPr>
           <w:b/>
@@ -432,39 +441,7 @@
           <w:sz w:val="22"/>
           <w:szCs w:val="22"/>
         </w:rPr>
-        <w:t xml:space="preserve">Many Bouldering and climbing communities are increasingly using more mobile and web applications to connect with other users; log climbs they’ve done and discover new routes in nearby areas. Some Examples of apps like this include </w:t>
-      </w:r>
-      <w:proofErr w:type="spellStart"/>
-      <w:r>
-        <w:rPr>
-          <w:sz w:val="22"/>
-          <w:szCs w:val="22"/>
-        </w:rPr>
-        <w:t>TheCrag</w:t>
-      </w:r>
-      <w:proofErr w:type="spellEnd"/>
-      <w:r>
-        <w:rPr>
-          <w:sz w:val="22"/>
-          <w:szCs w:val="22"/>
-        </w:rPr>
-        <w:t xml:space="preserve"> and </w:t>
-      </w:r>
-      <w:proofErr w:type="spellStart"/>
-      <w:r>
-        <w:rPr>
-          <w:sz w:val="22"/>
-          <w:szCs w:val="22"/>
-        </w:rPr>
-        <w:t>TopLogger</w:t>
-      </w:r>
-      <w:proofErr w:type="spellEnd"/>
-      <w:r>
-        <w:rPr>
-          <w:sz w:val="22"/>
-          <w:szCs w:val="22"/>
-        </w:rPr>
-        <w:t>, these apps allow climbers to log their ascents, track their progress and engage with their communities.</w:t>
+        <w:t>Many Bouldering and climbing communities are increasingly using more mobile and web applications to connect with other users; log climbs they’ve done and discover new routes in nearby areas. Some Examples of apps like this include TheCrag and TopLogger, these apps allow climbers to log their ascents, track their progress and engage with their communities.</w:t>
       </w:r>
     </w:p>
     <w:p>
@@ -2270,7 +2247,6 @@
                 <w:szCs w:val="22"/>
               </w:rPr>
             </w:pPr>
-            <w:proofErr w:type="spellStart"/>
             <w:r>
               <w:rPr>
                 <w:sz w:val="22"/>
@@ -2278,7 +2254,6 @@
               </w:rPr>
               <w:t>Thymeleaf</w:t>
             </w:r>
-            <w:proofErr w:type="spellEnd"/>
           </w:p>
         </w:tc>
         <w:tc>
@@ -2410,23 +2385,7 @@
                 <w:sz w:val="22"/>
                 <w:szCs w:val="22"/>
               </w:rPr>
-              <w:t xml:space="preserve">Integrates well with </w:t>
-            </w:r>
-            <w:proofErr w:type="spellStart"/>
-            <w:r>
-              <w:rPr>
-                <w:sz w:val="22"/>
-                <w:szCs w:val="22"/>
-              </w:rPr>
-              <w:t>Thymeleaf</w:t>
-            </w:r>
-            <w:proofErr w:type="spellEnd"/>
-            <w:r>
-              <w:rPr>
-                <w:sz w:val="22"/>
-                <w:szCs w:val="22"/>
-              </w:rPr>
-              <w:t>, allows charts to be added to dashboards, graphs o</w:t>
+              <w:t>Integrates well with Thymeleaf, allows charts to be added to dashboards, graphs o</w:t>
             </w:r>
             <w:r>
               <w:rPr>
@@ -2523,11 +2482,12 @@
       </w:pPr>
       <w:r>
         <w:rPr>
+          <w:noProof/>
           <w:sz w:val="22"/>
           <w:szCs w:val="22"/>
         </w:rPr>
         <w:drawing>
-          <wp:inline distT="0" distB="0" distL="0" distR="0" wp14:anchorId="7E43A876" wp14:editId="36C4E5EC">
+          <wp:inline distT="0" distB="0" distL="0" distR="0" wp14:anchorId="7E43A876" wp14:editId="2AF52B7D">
             <wp:extent cx="5731510" cy="1630018"/>
             <wp:effectExtent l="0" t="0" r="2540" b="8890"/>
             <wp:docPr id="1100710146" name="Picture 1" descr="A graph with blue and gray bars&#10;&#10;AI-generated content may be incorrect."/>
@@ -3626,23 +3586,7 @@
                 <w:sz w:val="22"/>
                 <w:szCs w:val="22"/>
               </w:rPr>
-              <w:t xml:space="preserve">As I user, I want access to my own unique and </w:t>
-            </w:r>
-            <w:proofErr w:type="spellStart"/>
-            <w:r>
-              <w:rPr>
-                <w:sz w:val="22"/>
-                <w:szCs w:val="22"/>
-              </w:rPr>
-              <w:t>personaliseable</w:t>
-            </w:r>
-            <w:proofErr w:type="spellEnd"/>
-            <w:r>
-              <w:rPr>
-                <w:sz w:val="22"/>
-                <w:szCs w:val="22"/>
-              </w:rPr>
-              <w:t xml:space="preserve"> account so that my progress can be saved.</w:t>
+              <w:t>As I user, I want access to my own unique and personaliseable account so that my progress can be saved.</w:t>
             </w:r>
           </w:p>
         </w:tc>
